--- a/outputs/ADS LAB RECORD 257Y1D5801-Anam Koteswari.docx
+++ b/outputs/ADS LAB RECORD 257Y1D5801-Anam Koteswari.docx
@@ -2780,7 +2780,7 @@
           <w:sz w:val="20"/>
           <w:szCs w:val="20"/>
         </w:rPr>
-        <w:t xml:space="preserve">    [0, 1, 0],</w:t>
+        <w:t xml:space="preserve">    [0, 1, 1],</w:t>
       </w:r>
     </w:p>
     <w:p>
